--- a/fanfic/ffn_upload/ch22.docx
+++ b/fanfic/ffn_upload/ch22.docx
@@ -24,7 +24,7 @@
         <w:pStyle w:val="BodyText"/>
       </w:pPr>
       <w:r>
-        <w:t xml:space="preserve">It hit him over the open airspeeder like the sun clearing a ridge. Ahsoka. Not the faint pressure he’d felt two nights ago in his bunk on the</w:t>
+        <w:t xml:space="preserve">It hit him over the open airspeeder like the sun clearing a ridge. Ahsoka. Not the faint pressure he’d felt days ago in his bunk on the</w:t>
       </w:r>
       <w:r>
         <w:t xml:space="preserve"> </w:t>
@@ -161,7 +161,7 @@
         <w:pStyle w:val="BodyText"/>
       </w:pPr>
       <w:r>
-        <w:t xml:space="preserve">Below them Florrum’s canyons opened and closed like the folds of a burned hand. The sky was the colour of old brass, dirty gold, streaked with geyser steam. The air stank of sulfur even at this speed. Anakin banked east, toward the place where she had been, and kept his eyes on the rock because if he looked at Obi-Wan he might say something he couldn’t take back.</w:t>
+        <w:t xml:space="preserve">Below them Florrum’s canyons opened and closed like the folds of a burned hand. The sky was the color of old brass, dirty gold, streaked with geyser steam. The air stank of sulfur even at this speed. Anakin banked east, toward the place where she had been, and kept his eyes on the rock because if he looked at Obi-Wan he might say something he couldn’t take back.</w:t>
       </w:r>
     </w:p>
     <w:p>
@@ -1652,7 +1652,7 @@
         <w:pStyle w:val="BodyText"/>
       </w:pPr>
       <w:r>
-        <w:t xml:space="preserve">He heard it before he understood it. A fine dry chatter, like rain on a hull. Pebbles at the edge of the crust were lifting, shivering, a finger’s width off the ground. A crack under his left foot spat a puff of warm steam and widened with a sound like snapping bone. Along the canyon wall, a fist-sized stone pulled loose and hung in the air beside his head.</w:t>
+        <w:t xml:space="preserve">He heard it before he understood it. A fine dry chatter, like rain on a hull. Pebbles along the rim of the crust were lifting, shivering, a finger’s width off the ground. A crack under his left foot spat a puff of warm steam and widened with a sound like snapping bone. Along the canyon wall, a fist-sized stone pulled loose and hung in the air beside his head.</w:t>
       </w:r>
     </w:p>
     <w:p>
@@ -2499,7 +2499,7 @@
         <w:t xml:space="preserve">“</w:t>
       </w:r>
       <w:r>
-        <w:t xml:space="preserve">She knew I was coming. She opened up just enough to drag me down three side canyons and lost me in the vents. I never got closer than a kilometre.</w:t>
+        <w:t xml:space="preserve">She knew I was coming. She opened up just enough to drag me down three side canyons and lost me in the vents. I never got closer than a kilometer.</w:t>
       </w:r>
       <w:r>
         <w:t xml:space="preserve">”</w:t>
@@ -2518,7 +2518,7 @@
         <w:pStyle w:val="BodyText"/>
       </w:pPr>
       <w:r>
-        <w:t xml:space="preserve">It was not a long look, by Obi-Wan’s standards. It took in Anakin’s face, and his hands, and the pale mineral crust caked white on his boots — the only white ground Anakin had crossed all morning, a kilometre and a half down the south-east slot. Anakin had felt Obi-Wan’s attention in the Force while he stood on that crust: steady, distant, waiting for the flare and roar of two blades meeting. It had never come. Obi-Wan would have felt nothing at all. Nothing but quiet, and then a grief so sharp it must have reached him even through the fight.</w:t>
+        <w:t xml:space="preserve">It was not a long look, by Obi-Wan’s standards. It took in Anakin’s face, and his hands, and the pale mineral crust caked white on his boots — the only white ground Anakin had crossed all morning, a kilometer and a half down the south-east slot. Anakin had felt Obi-Wan’s attention in the Force while he stood on that crust: steady, distant, waiting for the flare and roar of two blades meeting. It had never come. Obi-Wan would have felt nothing at all. Nothing but quiet, and then a grief so sharp it must have reached him even through the fight.</w:t>
       </w:r>
     </w:p>
     <w:p>
